--- a/03_Outputs/final scripts/es/Module 1/1.3.0-es.docx
+++ b/03_Outputs/final scripts/es/Module 1/1.3.0-es.docx
@@ -4,7 +4,7 @@
   <w:body>
     <w:p>
       <w:r>
-        <w:t xml:space="preserve">Bienvenido al Capítulo 3, que explora cómo se está desarrollando la transición energética en todo el mundo—a través del lente de las cinco oficinas regionales del PNUD. Desde los Estados Árabes hasta América Latina y el Caribe, pasando por África, Asia y el Pacífico, y llegando a Europa del Este y Asia Central—cada región enfrenta desafíos únicos, pero también oportunidades inspiradoras para el cambio.  </w:t>
+        <w:t xml:space="preserve">Bienvenido al Capítulo 3, que explora cómo se está desarrollando la transición energética en todo el mundo, a través del lente de las cinco oficinas regionales del PNUD. Desde los Estados Árabes hasta América Latina y el Caribe, pasando por África, Asia y el Pacífico, y llegando a Europa del Este y Asia Central—cada región enfrenta desafíos únicos, pero también oportunidades inspiradoras para el cambio.  </w:t>
       </w:r>
     </w:p>
     <w:p>
@@ -14,22 +14,22 @@
     </w:p>
     <w:p>
       <w:r>
-        <w:t xml:space="preserve">En África, soluciones descentralizadas como mini-redes están en expansión, pero el financiamiento sigue siendo limitado en comparación con el vasto potencial de energías renovables de la región. En Asia y el Pacífico, la inversión en energía limpia ha aumentado, posicionando a la región como un motor principal del crecimiento global de energías renovables—sin embargo, millones aún carecen de electricidad confiable, especialmente en áreas rurales.  </w:t>
+        <w:t xml:space="preserve">En África, soluciones descentralizadas como las mini-redes están en expansión, pero el financiamiento necesita acelerarse en comparación con el vasto potencial de energías renovables de la región. En Asia y el Pacífico, la inversión en energía limpia ha aumentado, posicionando a la región como un motor principal del crecimiento global de energías renovables. Sin embargo, millones aún carecen de electricidad confiable, especialmente en áreas rurales.  </w:t>
       </w:r>
     </w:p>
     <w:p>
       <w:r>
-        <w:t xml:space="preserve">Los Estados Árabes están diversificando las fuentes de energía, con una capacidad renovable que crece rápidamente, incluso cuando la asequibilidad y la gobernanza siguen siendo preocupaciones apremiantes. En América Latina y el Caribe, la alta dependencia de la energía hidroeléctrica proporciona una base renovable sólida, pero las brechas en cocinas limpias y acceso equitativo siguen siendo significativas. Y en Europa del Este y Asia Central, los cambios en políticas y los compromisos climáticos están redefiniendo las estrategias energéticas, particularmente en torno a la calefacción y la reducción de emisiones.  </w:t>
+        <w:t xml:space="preserve">Los Estados Árabes están diversificando las fuentes de energía, con una capacidad renovable que crece rápidamente, incluso cuando la asequibilidad y la gobernanza siguen siendo preocupaciones apremiantes. En América Latina y el Caribe, se ha avanzado en una base sólida de energías renovables, pero las brechas en cocinas limpias y acceso equitativo siguen siendo significativas. Y en Europa del Este y Asia Central, los cambios en políticas y los compromisos climáticos están redefiniendo las estrategias energéticas, particularmente en torno a la calefacción y la reducción de emisiones.  </w:t>
       </w:r>
     </w:p>
     <w:p>
       <w:r>
-        <w:t xml:space="preserve">Lo que queda claro es que el contexto importa. La expansión solar en el Sahel, la innovación basada en la naturaleza en las Islas del Pacífico, o las reformas de eficiencia en Europa del Este—todos muestran cómo las soluciones locales pueden escalar para tener un impacto global.  </w:t>
+        <w:t xml:space="preserve">El contexto importa. La expansión solar en el Sahel, la innovación basada en la naturaleza en las Islas del Pacífico, o las reformas de eficiencia en Europa del Este, muestran cómo las soluciones locales pueden escalar para tener un impacto global.  </w:t>
       </w:r>
     </w:p>
     <w:p>
       <w:r>
-        <w:t>A lo largo de este capítulo, destacaremos estos caminos diversos, y cómo cada región está impulsando un futuro más sostenible y equitativo.</w:t>
+        <w:t>A lo largo de este capítulo, destacaremos estos caminos diversos y cómo cada región está impulsando un futuro más sostenible y equitativo.</w:t>
       </w:r>
     </w:p>
     <w:sectPr>
